--- a/backend/assets/contract-templates/contract-timing.docx
+++ b/backend/assets/contract-templates/contract-timing.docx
@@ -4,7 +4,6 @@
   <w:body>
     <w:p>
       <w:pPr>
-        <w:spacing w:after="120"/>
         <w:jc w:val="center"/>
       </w:pPr>
       <w:r>
@@ -17,88 +16,132 @@
     </w:p>
     <w:p>
       <w:pPr>
-        <w:spacing w:after="120"/>
         <w:jc w:val="center"/>
       </w:pPr>
       <w:r>
         <w:rPr>
-          <w:i/>
-          <w:iCs/>
+          <w:b/>
+          <w:bCs/>
         </w:rPr>
         <w:t xml:space="preserve">Độc lập – Tự do – Hạnh phúc</w:t>
       </w:r>
     </w:p>
-    <w:p>
-      <w:pPr>
-        <w:spacing w:after="120"/>
-      </w:pPr>
-      <w:r>
-        <w:t xml:space="preserve"/>
-      </w:r>
-    </w:p>
-    <w:p>
-      <w:pPr>
-        <w:spacing w:after="120"/>
+    <w:p/>
+    <w:p>
+      <w:pPr>
+        <w:pStyle w:val="Heading1"/>
         <w:jc w:val="center"/>
       </w:pPr>
       <w:r>
         <w:rPr>
           <w:b/>
           <w:bCs/>
-          <w:sz w:val="32"/>
-          <w:szCs w:val="32"/>
-        </w:rPr>
-        <w:t xml:space="preserve">HỢP ĐỒNG CUNG CẤP DỊCH VỤ TÍNH GIỜ</w:t>
-      </w:r>
-    </w:p>
-    <w:p>
-      <w:pPr>
-        <w:spacing w:after="120"/>
+        </w:rPr>
+        <w:t xml:space="preserve">HỢP ĐỒNG DỊCH VỤ TÍNH GIỜ</w:t>
+      </w:r>
+    </w:p>
+    <w:p>
+      <w:pPr>
         <w:jc w:val="center"/>
       </w:pPr>
       <w:r>
         <w:t xml:space="preserve">Số: {contractNumber}</w:t>
       </w:r>
     </w:p>
-    <w:p>
-      <w:pPr>
-        <w:spacing w:after="120"/>
-      </w:pPr>
-      <w:r>
-        <w:t xml:space="preserve"/>
-      </w:r>
-    </w:p>
-    <w:p>
-      <w:pPr>
-        <w:spacing w:after="120"/>
+    <w:p/>
+    <w:p>
+      <w:pPr>
+        <w:jc w:val="left"/>
       </w:pPr>
       <w:r>
         <w:t xml:space="preserve">Hôm nay, ngày {signDay} tháng {signMonth} năm {signYear}, chúng tôi gồm:</w:t>
       </w:r>
     </w:p>
-    <w:p>
-      <w:pPr>
-        <w:spacing w:after="120"/>
-      </w:pPr>
-      <w:r>
-        <w:t xml:space="preserve"/>
-      </w:r>
-    </w:p>
-    <w:p>
-      <w:pPr>
-        <w:spacing w:after="120"/>
-      </w:pPr>
-      <w:r>
-        <w:rPr>
-          <w:b/>
-          <w:bCs/>
-        </w:rPr>
-        <w:t xml:space="preserve">BÊN A (Bên sử dụng dịch vụ): {client.entityName}</w:t>
-      </w:r>
-    </w:p>
-    <w:p>
-      <w:pPr>
-        <w:spacing w:after="120"/>
+    <w:p/>
+    <w:p>
+      <w:pPr>
+        <w:jc w:val="left"/>
+      </w:pPr>
+      <w:r>
+        <w:rPr>
+          <w:b/>
+          <w:bCs/>
+        </w:rPr>
+        <w:t xml:space="preserve">BÊN CUNG CẤP DỊCH VỤ (BÊN A):</w:t>
+      </w:r>
+    </w:p>
+    <w:p>
+      <w:pPr>
+        <w:jc w:val="left"/>
+      </w:pPr>
+      <w:r>
+        <w:t xml:space="preserve">Tên đơn vị: {provider.entityName}</w:t>
+      </w:r>
+    </w:p>
+    <w:p>
+      <w:pPr>
+        <w:jc w:val="left"/>
+      </w:pPr>
+      <w:r>
+        <w:t xml:space="preserve">Mã số thuế: {provider.taxId}</w:t>
+      </w:r>
+    </w:p>
+    <w:p>
+      <w:pPr>
+        <w:jc w:val="left"/>
+      </w:pPr>
+      <w:r>
+        <w:t xml:space="preserve">Địa chỉ: {provider.address}</w:t>
+      </w:r>
+    </w:p>
+    <w:p>
+      <w:pPr>
+        <w:jc w:val="left"/>
+      </w:pPr>
+      <w:r>
+        <w:t xml:space="preserve">Đại diện: {provider.representative} — Chức vụ: {provider.position}</w:t>
+      </w:r>
+    </w:p>
+    <w:p>
+      <w:pPr>
+        <w:jc w:val="left"/>
+      </w:pPr>
+      <w:r>
+        <w:t xml:space="preserve">Tài khoản: {provider.bankAccount} tại {provider.bankName}</w:t>
+      </w:r>
+    </w:p>
+    <w:p/>
+    <w:p>
+      <w:pPr>
+        <w:jc w:val="left"/>
+      </w:pPr>
+      <w:r>
+        <w:rPr>
+          <w:b/>
+          <w:bCs/>
+        </w:rPr>
+        <w:t xml:space="preserve">BÊN SỬ DỤNG DỊCH VỤ (BÊN B):</w:t>
+      </w:r>
+    </w:p>
+    <w:p>
+      <w:pPr>
+        <w:jc w:val="left"/>
+      </w:pPr>
+      <w:r>
+        <w:t xml:space="preserve">Tên đơn vị: {client.entityName}</w:t>
+      </w:r>
+    </w:p>
+    <w:p>
+      <w:pPr>
+        <w:jc w:val="left"/>
+      </w:pPr>
+      <w:r>
+        <w:t xml:space="preserve">Mã số thuế: {client.taxId}</w:t>
+      </w:r>
+    </w:p>
+    <w:p>
+      <w:pPr>
+        <w:jc w:val="left"/>
       </w:pPr>
       <w:r>
         <w:t xml:space="preserve">Địa chỉ: {client.address}</w:t>
@@ -106,15 +149,7 @@
     </w:p>
     <w:p>
       <w:pPr>
-        <w:spacing w:after="120"/>
-      </w:pPr>
-      <w:r>
-        <w:t xml:space="preserve">Mã số thuế: {client.taxId}</w:t>
-      </w:r>
-    </w:p>
-    <w:p>
-      <w:pPr>
-        <w:spacing w:after="120"/>
+        <w:jc w:val="left"/>
       </w:pPr>
       <w:r>
         <w:t xml:space="preserve">Đại diện: {client.representative} — Chức vụ: {client.position}</w:t>
@@ -122,91 +157,33 @@
     </w:p>
     <w:p>
       <w:pPr>
-        <w:spacing w:after="120"/>
-      </w:pPr>
-      <w:r>
-        <w:t xml:space="preserve">Điện thoại: {client.phone}</w:t>
-      </w:r>
-    </w:p>
-    <w:p>
-      <w:pPr>
-        <w:spacing w:after="120"/>
-      </w:pPr>
-      <w:r>
-        <w:t xml:space="preserve"/>
-      </w:r>
-    </w:p>
-    <w:p>
-      <w:pPr>
-        <w:spacing w:after="120"/>
-      </w:pPr>
-      <w:r>
-        <w:rPr>
-          <w:b/>
-          <w:bCs/>
-        </w:rPr>
-        <w:t xml:space="preserve">BÊN B (Bên cung cấp dịch vụ): {provider.entityName}</w:t>
-      </w:r>
-    </w:p>
-    <w:p>
-      <w:pPr>
-        <w:spacing w:after="120"/>
-      </w:pPr>
-      <w:r>
-        <w:t xml:space="preserve">Địa chỉ: {provider.address}</w:t>
-      </w:r>
-    </w:p>
-    <w:p>
-      <w:pPr>
-        <w:spacing w:after="120"/>
-      </w:pPr>
-      <w:r>
-        <w:t xml:space="preserve">Mã số thuế: {provider.taxId}</w:t>
-      </w:r>
-    </w:p>
-    <w:p>
-      <w:pPr>
-        <w:spacing w:after="120"/>
-      </w:pPr>
-      <w:r>
-        <w:t xml:space="preserve">Đại diện: {provider.representative} — Chức vụ: {provider.position}</w:t>
-      </w:r>
-    </w:p>
-    <w:p>
-      <w:pPr>
-        <w:spacing w:after="120"/>
-      </w:pPr>
-      <w:r>
-        <w:t xml:space="preserve">Tài khoản: {provider.bankAccount} tại {provider.bankName}</w:t>
-      </w:r>
-    </w:p>
-    <w:p>
-      <w:pPr>
-        <w:spacing w:after="120"/>
-      </w:pPr>
-      <w:r>
-        <w:t xml:space="preserve"/>
-      </w:r>
-    </w:p>
-    <w:p>
-      <w:pPr>
-        <w:spacing w:after="120"/>
-      </w:pPr>
-      <w:r>
-        <w:t xml:space="preserve">Hai bên thống nhất ký kết hợp đồng với các nội dung sau:</w:t>
-      </w:r>
-    </w:p>
-    <w:p>
-      <w:pPr>
-        <w:spacing w:after="120"/>
-      </w:pPr>
-      <w:r>
-        <w:t xml:space="preserve"/>
-      </w:r>
-    </w:p>
-    <w:p>
-      <w:pPr>
-        <w:spacing w:after="120"/>
+        <w:jc w:val="left"/>
+      </w:pPr>
+      <w:r>
+        <w:t xml:space="preserve">Điện thoại: {client.phone}  —  Email: {client.email}</w:t>
+      </w:r>
+    </w:p>
+    <w:p>
+      <w:pPr>
+        <w:jc w:val="left"/>
+      </w:pPr>
+      <w:r>
+        <w:t xml:space="preserve">Tài khoản: {client.bankAccount} tại {client.bankName}</w:t>
+      </w:r>
+    </w:p>
+    <w:p/>
+    <w:p>
+      <w:pPr>
+        <w:jc w:val="left"/>
+      </w:pPr>
+      <w:r>
+        <w:t xml:space="preserve">Sau khi bàn bạc thống nhất, hai bên đồng ý ký Hợp đồng dịch vụ với các điều khoản sau:</w:t>
+      </w:r>
+    </w:p>
+    <w:p/>
+    <w:p>
+      <w:pPr>
+        <w:jc w:val="left"/>
       </w:pPr>
       <w:r>
         <w:rPr>
@@ -218,101 +195,210 @@
     </w:p>
     <w:p>
       <w:pPr>
-        <w:pStyle w:val="Heading1"/>
-        <w:spacing w:after="120" w:before="240"/>
-      </w:pPr>
-      <w:r>
+        <w:jc w:val="left"/>
+      </w:pPr>
+      <w:r>
+        <w:rPr>
+          <w:b/>
+          <w:bCs/>
+        </w:rPr>
         <w:t xml:space="preserve">{heading}</w:t>
       </w:r>
     </w:p>
     <w:p>
       <w:pPr>
-        <w:spacing w:after="120"/>
+        <w:jc w:val="left"/>
       </w:pPr>
       <w:r>
         <w:t xml:space="preserve">{body}</w:t>
       </w:r>
     </w:p>
-    <w:p>
-      <w:pPr>
-        <w:spacing w:after="120"/>
+    <w:p/>
+    <w:p>
+      <w:pPr>
+        <w:jc w:val="left"/>
       </w:pPr>
       <w:r>
         <w:t xml:space="preserve">{/articles}</w:t>
       </w:r>
     </w:p>
-    <w:p>
-      <w:pPr>
-        <w:spacing w:after="120"/>
-      </w:pPr>
-      <w:r>
-        <w:t xml:space="preserve"/>
-      </w:r>
-    </w:p>
-    <w:p>
-      <w:pPr>
-        <w:pStyle w:val="Heading1"/>
-        <w:spacing w:after="120" w:before="240"/>
-      </w:pPr>
-      <w:r>
-        <w:t xml:space="preserve">PHỤ LỤC: CHI TIẾT DỊCH VỤ VÀ GIÁ TRỊ HỢP ĐỒNG</w:t>
-      </w:r>
-    </w:p>
-    <w:p>
-      <w:pPr>
-        <w:spacing w:after="120"/>
-      </w:pPr>
-      <w:r>
-        <w:t xml:space="preserve">Đơn vị tính: VND</w:t>
-      </w:r>
-    </w:p>
-    <w:p>
-      <w:pPr>
-        <w:spacing w:after="120"/>
-      </w:pPr>
-      <w:r>
-        <w:t xml:space="preserve">{#lineItems}</w:t>
-      </w:r>
-    </w:p>
-    <w:p>
-      <w:pPr>
-        <w:spacing w:after="120"/>
-      </w:pPr>
-      <w:r>
-        <w:t xml:space="preserve">{stt}. {description} — {unit} — SL: {quantity} — Đơn giá: {unitPrice} — CK: {discount}% — Thành tiền: {amount}</w:t>
-      </w:r>
-    </w:p>
-    <w:p>
-      <w:pPr>
-        <w:spacing w:after="120"/>
-      </w:pPr>
-      <w:r>
-        <w:t xml:space="preserve">{/lineItems}</w:t>
-      </w:r>
-    </w:p>
-    <w:p>
-      <w:pPr>
-        <w:spacing w:after="120"/>
-      </w:pPr>
-      <w:r>
-        <w:t xml:space="preserve"/>
-      </w:r>
-    </w:p>
-    <w:p>
-      <w:pPr>
-        <w:spacing w:after="120"/>
-      </w:pPr>
-      <w:r>
-        <w:rPr>
-          <w:b/>
-          <w:bCs/>
-        </w:rPr>
-        <w:t xml:space="preserve">Tổng tiền (chưa VAT): {subtotal} VND</w:t>
-      </w:r>
-    </w:p>
-    <w:p>
-      <w:pPr>
-        <w:spacing w:after="120"/>
+    <w:p/>
+    <w:p>
+      <w:pPr>
+        <w:jc w:val="left"/>
+      </w:pPr>
+      <w:r>
+        <w:rPr>
+          <w:b/>
+          <w:bCs/>
+        </w:rPr>
+        <w:t xml:space="preserve">HẠNG MỤC DỊCH VỤ</w:t>
+      </w:r>
+    </w:p>
+    <w:tbl>
+      <w:tblPr>
+        <w:tblW w:type="pct" w:w="100%"/>
+        <w:tblBorders>
+          <w:top w:val="single" w:color="auto" w:sz="4"/>
+          <w:left w:val="single" w:color="auto" w:sz="4"/>
+          <w:bottom w:val="single" w:color="auto" w:sz="4"/>
+          <w:right w:val="single" w:color="auto" w:sz="4"/>
+          <w:insideH w:val="single" w:color="auto" w:sz="4"/>
+          <w:insideV w:val="single" w:color="auto" w:sz="4"/>
+        </w:tblBorders>
+      </w:tblPr>
+      <w:tblGrid>
+        <w:gridCol w:w="100"/>
+        <w:gridCol w:w="100"/>
+        <w:gridCol w:w="100"/>
+        <w:gridCol w:w="100"/>
+        <w:gridCol w:w="100"/>
+        <w:gridCol w:w="100"/>
+        <w:gridCol w:w="100"/>
+      </w:tblGrid>
+      <w:tr>
+        <w:tc>
+          <w:p>
+            <w:r>
+              <w:rPr>
+                <w:b/>
+                <w:bCs/>
+              </w:rPr>
+              <w:t xml:space="preserve">STT</w:t>
+            </w:r>
+          </w:p>
+        </w:tc>
+        <w:tc>
+          <w:p>
+            <w:r>
+              <w:rPr>
+                <w:b/>
+                <w:bCs/>
+              </w:rPr>
+              <w:t xml:space="preserve">Mô tả</w:t>
+            </w:r>
+          </w:p>
+        </w:tc>
+        <w:tc>
+          <w:p>
+            <w:r>
+              <w:rPr>
+                <w:b/>
+                <w:bCs/>
+              </w:rPr>
+              <w:t xml:space="preserve">ĐVT</w:t>
+            </w:r>
+          </w:p>
+        </w:tc>
+        <w:tc>
+          <w:p>
+            <w:r>
+              <w:rPr>
+                <w:b/>
+                <w:bCs/>
+              </w:rPr>
+              <w:t xml:space="preserve">SL</w:t>
+            </w:r>
+          </w:p>
+        </w:tc>
+        <w:tc>
+          <w:p>
+            <w:r>
+              <w:rPr>
+                <w:b/>
+                <w:bCs/>
+              </w:rPr>
+              <w:t xml:space="preserve">Đơn giá</w:t>
+            </w:r>
+          </w:p>
+        </w:tc>
+        <w:tc>
+          <w:p>
+            <w:r>
+              <w:rPr>
+                <w:b/>
+                <w:bCs/>
+              </w:rPr>
+              <w:t xml:space="preserve">Giảm giá</w:t>
+            </w:r>
+          </w:p>
+        </w:tc>
+        <w:tc>
+          <w:p>
+            <w:r>
+              <w:rPr>
+                <w:b/>
+                <w:bCs/>
+              </w:rPr>
+              <w:t xml:space="preserve">Thành tiền</w:t>
+            </w:r>
+          </w:p>
+        </w:tc>
+      </w:tr>
+      <w:tr>
+        <w:tc>
+          <w:p>
+            <w:r>
+              <w:t xml:space="preserve">{#lineItems}{stt}</w:t>
+            </w:r>
+          </w:p>
+        </w:tc>
+        <w:tc>
+          <w:p>
+            <w:r>
+              <w:t xml:space="preserve">{description}</w:t>
+            </w:r>
+          </w:p>
+        </w:tc>
+        <w:tc>
+          <w:p>
+            <w:r>
+              <w:t xml:space="preserve">{unit}</w:t>
+            </w:r>
+          </w:p>
+        </w:tc>
+        <w:tc>
+          <w:p>
+            <w:r>
+              <w:t xml:space="preserve">{quantity}</w:t>
+            </w:r>
+          </w:p>
+        </w:tc>
+        <w:tc>
+          <w:p>
+            <w:r>
+              <w:t xml:space="preserve">{unitPrice}</w:t>
+            </w:r>
+          </w:p>
+        </w:tc>
+        <w:tc>
+          <w:p>
+            <w:r>
+              <w:t xml:space="preserve">{discount}</w:t>
+            </w:r>
+          </w:p>
+        </w:tc>
+        <w:tc>
+          <w:p>
+            <w:r>
+              <w:t xml:space="preserve">{amount}{/lineItems}</w:t>
+            </w:r>
+          </w:p>
+        </w:tc>
+      </w:tr>
+    </w:tbl>
+    <w:p/>
+    <w:p>
+      <w:pPr>
+        <w:jc w:val="left"/>
+      </w:pPr>
+      <w:r>
+        <w:t xml:space="preserve">Cộng (chưa VAT): {subtotal} VND</w:t>
+      </w:r>
+    </w:p>
+    <w:p>
+      <w:pPr>
+        <w:jc w:val="left"/>
       </w:pPr>
       <w:r>
         <w:t xml:space="preserve">VAT ({vatRate}%): {vatAmount} VND</w:t>
@@ -320,90 +406,53 @@
     </w:p>
     <w:p>
       <w:pPr>
-        <w:spacing w:after="120"/>
-      </w:pPr>
-      <w:r>
-        <w:rPr>
-          <w:b/>
-          <w:bCs/>
-        </w:rPr>
-        <w:t xml:space="preserve">Tổng cộng (đã VAT): {totalAmount} VND</w:t>
-      </w:r>
-    </w:p>
-    <w:p>
-      <w:pPr>
-        <w:spacing w:after="120"/>
-      </w:pPr>
-      <w:r>
-        <w:t xml:space="preserve">Tạm ứng ({advancePercentage}%): {advanceAmount} VND</w:t>
-      </w:r>
-    </w:p>
-    <w:p>
-      <w:pPr>
-        <w:spacing w:after="120"/>
-      </w:pPr>
-      <w:r>
-        <w:t xml:space="preserve">Còn lại: {remainderAmount} VND</w:t>
-      </w:r>
-    </w:p>
-    <w:p>
-      <w:pPr>
-        <w:spacing w:after="120"/>
-      </w:pPr>
-      <w:r>
-        <w:t xml:space="preserve"/>
-      </w:r>
-    </w:p>
-    <w:p>
-      <w:pPr>
-        <w:spacing w:after="120"/>
-      </w:pPr>
-      <w:r>
-        <w:rPr>
-          <w:b/>
-          <w:bCs/>
-        </w:rPr>
-        <w:t xml:space="preserve">ĐẠI DIỆN BÊN A                                    ĐẠI DIỆN BÊN B</w:t>
-      </w:r>
-    </w:p>
-    <w:p>
-      <w:pPr>
-        <w:spacing w:after="120"/>
+        <w:jc w:val="left"/>
+      </w:pPr>
+      <w:r>
+        <w:rPr>
+          <w:b/>
+          <w:bCs/>
+        </w:rPr>
+        <w:t xml:space="preserve">TỔNG CỘNG: {totalAmount} VND</w:t>
+      </w:r>
+    </w:p>
+    <w:p>
+      <w:pPr>
+        <w:jc w:val="left"/>
+      </w:pPr>
+      <w:r>
+        <w:t xml:space="preserve">(Bằng chữ: {totalAmountInWords})</w:t>
+      </w:r>
+    </w:p>
+    <w:p/>
+    <w:p>
+      <w:pPr>
+        <w:jc w:val="left"/>
+      </w:pPr>
+      <w:r>
+        <w:t xml:space="preserve">Hợp đồng có giá trị từ ngày {signDay}/{signMonth}/{signYear}.</w:t>
+      </w:r>
+    </w:p>
+    <w:p/>
+    <w:p/>
+    <w:p>
+      <w:pPr>
+        <w:jc w:val="center"/>
+      </w:pPr>
+      <w:r>
+        <w:rPr>
+          <w:b/>
+          <w:bCs/>
+        </w:rPr>
+        <w:t xml:space="preserve">ĐẠI DIỆN BÊN A                                ĐẠI DIỆN BÊN B</w:t>
+      </w:r>
+    </w:p>
+    <w:p>
+      <w:pPr>
+        <w:jc w:val="center"/>
       </w:pPr>
       <w:r>
         <w:t xml:space="preserve">(Ký tên, đóng dấu)                                (Ký tên, đóng dấu)</w:t>
-      </w:r>
-    </w:p>
-    <w:p>
-      <w:pPr>
-        <w:spacing w:after="120"/>
-      </w:pPr>
-      <w:r>
-        <w:t xml:space="preserve"/>
-      </w:r>
-    </w:p>
-    <w:p>
-      <w:pPr>
-        <w:spacing w:after="120"/>
-      </w:pPr>
-      <w:r>
-        <w:t xml:space="preserve"/>
-      </w:r>
-    </w:p>
-    <w:p>
-      <w:pPr>
-        <w:spacing w:after="120"/>
-      </w:pPr>
-      <w:r>
-        <w:t xml:space="preserve"/>
-      </w:r>
-    </w:p>
-    <w:p>
-      <w:pPr>
-        <w:spacing w:after="120"/>
-      </w:pPr>
-      <w:r>
-        <w:t xml:space="preserve">{client.representative}                            {provider.representative}</w:t>
       </w:r>
     </w:p>
     <w:sectPr>

--- a/backend/assets/contract-templates/contract-timing.docx
+++ b/backend/assets/contract-templates/contract-timing.docx
@@ -5276,7 +5276,7 @@
         </w:rPr>
         <w:t xml:space="preserve">Tổng tiền </w:t>
         <w:tab/>
-        <w:t>152.000.000 ₫</w:t>
+        <w:t>{subtotal} ₫</w:t>
       </w:r>
     </w:p>
     <w:p>
@@ -5301,7 +5301,7 @@
         </w:rPr>
         <w:t>VAT</w:t>
         <w:tab/>
-        <w:t>12.160.000 ₫</w:t>
+        <w:t>{vatAmount} ₫</w:t>
       </w:r>
     </w:p>
     <w:p>

--- a/backend/assets/contract-templates/contract-timing.docx
+++ b/backend/assets/contract-templates/contract-timing.docx
@@ -3227,7 +3227,7 @@
         <w:rPr>
           <w:color w:val="333333"/>
         </w:rPr>
-        <w:t>Một Bên vi phạm nghĩa vụ theo thỏa thuận tại Hợp đồng này, đã được bên kia thông báo bằng văn bản/thư điện tử trong vòng 15 ngày kể từ ngày nhận được thông báo mà không sửa chữa, khắc phục được sẽ được xem là vi phạm hợp đồng. Bên gửi thông báo được quyền đơn phương chấm dứt hợp đồng. Bên cạnh đó, bên vi phạm sẽ bị xử lý theo quy định tại Điều 7;</w:t>
+        <w:t>Một Bên vi phạm nghĩa vụ theo thỏa thuận tại Hợp đồng này, đã được bên kia thông báo bằng văn bản/thư điện tử trong vòng 15 ngày kể từ ngày nhận được thông báo mà không sửa chữa, khắc phục được sẽ được xem là vi phạm hợp đồng. Bên gửi thông báo được quyền đơn phương chấm dứt hợp đồng. Bên cạnh đó, bên vi phạm sẽ bị xử lý theo quy định tại Điều 8;</w:t>
       </w:r>
     </w:p>
     <w:p>
@@ -3564,7 +3564,7 @@
           <w:sz w:val="26"/>
           <w:szCs w:val="26"/>
         </w:rPr>
-        <w:t>Sự kiện bất khả kháng tác động lên một trong hai Bên hoặc cả hai Bên thì các nghĩa vụ của Bên tác động trở sẽ bị tạm ngừng thực hiện vụ mà không bị coi là vi phạm Hợp đồng này.</w:t>
+        <w:t>Khi sự kiện bất khả kháng tác động đến một trong hai Bên hoặc cả hai Bên, việc thực hiện các nghĩa vụ bị ảnh hưởng sẽ được tạm ngừng trong thời gian xảy ra sự kiện bất khả kháng và không bị coi là vi phạm Hợp đồng này.</w:t>
       </w:r>
     </w:p>
     <w:p>
@@ -3665,7 +3665,7 @@
           <w:sz w:val="26"/>
           <w:szCs w:val="26"/>
         </w:rPr>
-        <w:t>Một trong Hai bên không thực hiện đúng các nghĩa vụ của mình được thỏa thuận tại Hợp Đồng này đều bị xem là vi phạm Hợp Đồng và phải chịu phạt là 8% giá trị phần bị vi phạm. (Trừ trường hợp đơn phương chấm dứt hợp đồng thì chịu phạt giống điều 5) Bên cạnh đó, Bên vi phạm còn phải chịu trách nhiệm bồi thường toàn bộ thiệt hại thực tế phát sinh mà Bên bị vi phạm phải gánh chịu, trừ trường hợp do Sự kiện bất khả kháng hoặc do lỗi của bên còn lại.</w:t>
+        <w:t>Một trong Hai bên không thực hiện đúng các nghĩa vụ của mình được thỏa thuận tại Hợp Đồng này đều bị xem là vi phạm Hợp Đồng và phải chịu phạt là 8% giá trị phần bị vi phạm. (Trừ trường hợp đơn phương chấm dứt hợp đồng thì áp dụng theo quy định tại Điều 6) Bên cạnh đó, Bên vi phạm còn phải chịu trách nhiệm bồi thường toàn bộ thiệt hại thực tế phát sinh mà Bên bị vi phạm phải gánh chịu, trừ trường hợp do Sự kiện bất khả kháng hoặc do lỗi của bên còn lại.</w:t>
       </w:r>
     </w:p>
     <w:p>
@@ -3688,7 +3688,7 @@
           <w:sz w:val="26"/>
           <w:szCs w:val="26"/>
         </w:rPr>
-        <w:t>Bên vi phạm có nghĩa vụ nộp tiền phạt vi phạm và/hoặc bồi thường thiệt hại cho Bên kia trong thời hạn 10 (mười) ngày kể từ ngày nhận được Thông báo "Đề nghị thanh toán tiền phạt và/hoặc bồi thường thiệt hại". Trong trường hợp chậm nộp tiền phạt vi phạm và/hoặc bồi thường thiệt hại, Bên có nghĩa vụ thanh toán thêm tiền lãi suất chậm trả tương ứng với thời gian chậm nộp với lãi suất bằng quy định tại Điều 5.</w:t>
+        <w:t>Bên vi phạm có nghĩa vụ nộp tiền phạt vi phạm và/hoặc bồi thường thiệt hại cho Bên kia trong thời hạn 10 (mười) ngày kể từ ngày nhận được Thông báo "Đề nghị thanh toán tiền phạt và/hoặc bồi thường thiệt hại". Trong trường hợp chậm nộp tiền phạt vi phạm và/hoặc bồi thường thiệt hại, Bên có nghĩa vụ thanh toán thêm tiền lãi suất chậm trả tương ứng với thời gian chậm nộp theo quy định pháp luật hiện hành.</w:t>
       </w:r>
     </w:p>
     <w:p>
@@ -4143,7 +4143,7 @@
           <w:sz w:val="26"/>
           <w:szCs w:val="26"/>
         </w:rPr>
-        <w:t>Mỗi Bên chịu trách nhiệm thanh toán nghĩa vụ thuế của mỗi bên phát sinh từ giao dịch theo Hợp đồng này. Nếu có bất kỳ khoản thuế nào thuộc nghĩa vụ của Bên A mà Bên B có trách nhiệm khấu trừ và nộp hộ theo pháp luật Việt Nam thì Bên B phải tính và khấu trừ, nộp hộ cho Bên A theo đúng quy định của pháp luật. Và khoản tiền này được khấu trừ vào khoản tiền Bên B thanh toán cho Bên A.</w:t>
+        <w:t>Mỗi Bên chịu trách nhiệm thực hiện các nghĩa vụ thuế của mình phát sinh từ giao dịch theo Hợp đồng này theo quy định pháp luật. Trường hợp pháp luật quy định một Bên có nghĩa vụ khấu trừ, kê khai, nộp thay bất kỳ khoản thuế nào liên quan đến khoản thanh toán theo Hợp đồng này, Bên đó sẽ thực hiện theo đúng quy định pháp luật và thông báo cho Bên còn lại.</w:t>
       </w:r>
     </w:p>
     <w:p>
@@ -4166,7 +4166,7 @@
           <w:sz w:val="26"/>
           <w:szCs w:val="26"/>
         </w:rPr>
-        <w:t>Bất kỳ tranh chấp nào phát sinh từ hoặc liên quan đến Hợp Đồng này trước tiên sẽ giải quyết thông qua thương lượng và hòa giải giữa Các Bên. Trong trường hợp giữa Các Bên có tranh chấp mà không thể giải quyết bằng thương lượng và hòa giải thì mọi tranh chấp phát sinh từ hoặc liên quan đến Hợp Đồng này sẽ được giải quyết tại Tòa án Nhân dân có thẩm quyền của Việt Nam.</w:t>
+        <w:t/>
       </w:r>
     </w:p>
     <w:p>
